--- a/React FrontEnd Start set Up.docx
+++ b/React FrontEnd Start set Up.docx
@@ -482,83 +482,157 @@
       </w:r>
       <w:proofErr w:type="spellEnd"/>
     </w:p>
-    <w:p>
+    <w:p/>
+    <w:p>
+      <w:r>
+        <w:t xml:space="preserve">  </w:t>
+      </w:r>
+      <w:proofErr w:type="gramStart"/>
+      <w:r>
+        <w:rPr>
+          <w:rFonts w:ascii="Segoe UI Symbol" w:hAnsi="Segoe UI Symbol" w:cs="Segoe UI Symbol"/>
+        </w:rPr>
+        <w:t>➜</w:t>
+      </w:r>
+      <w:r>
+        <w:t xml:space="preserve">  </w:t>
+      </w:r>
+      <w:r>
+        <w:rPr>
+          <w:b/>
+          <w:color w:val="FF0000"/>
+        </w:rPr>
+        <w:t>Local</w:t>
+      </w:r>
+      <w:proofErr w:type="gramEnd"/>
+      <w:r>
+        <w:rPr>
+          <w:b/>
+          <w:color w:val="FF0000"/>
+        </w:rPr>
+        <w:t xml:space="preserve">:   </w:t>
+      </w:r>
+      <w:r>
+        <w:rPr>
+          <w:b/>
+          <w:color w:val="2E74B5" w:themeColor="accent1" w:themeShade="BF"/>
+        </w:rPr>
+        <w:t>http://localhost:5173/</w:t>
+      </w:r>
+    </w:p>
+    <w:p>
+      <w:r>
+        <w:t xml:space="preserve">  </w:t>
+      </w:r>
+      <w:proofErr w:type="gramStart"/>
+      <w:r>
+        <w:rPr>
+          <w:rFonts w:ascii="Segoe UI Symbol" w:hAnsi="Segoe UI Symbol" w:cs="Segoe UI Symbol"/>
+        </w:rPr>
+        <w:t>➜</w:t>
+      </w:r>
+      <w:r>
+        <w:t xml:space="preserve">  Network</w:t>
+      </w:r>
+      <w:proofErr w:type="gramEnd"/>
+      <w:r>
+        <w:t>: use --host to expose</w:t>
+      </w:r>
+    </w:p>
+    <w:p>
+      <w:r>
+        <w:t xml:space="preserve">  </w:t>
+      </w:r>
+      <w:proofErr w:type="gramStart"/>
+      <w:r>
+        <w:rPr>
+          <w:rFonts w:ascii="Segoe UI Symbol" w:hAnsi="Segoe UI Symbol" w:cs="Segoe UI Symbol"/>
+        </w:rPr>
+        <w:t>➜</w:t>
+      </w:r>
+      <w:r>
+        <w:t xml:space="preserve">  press</w:t>
+      </w:r>
+      <w:proofErr w:type="gramEnd"/>
+      <w:r>
+        <w:t xml:space="preserve"> h + enter to show help</w:t>
+      </w:r>
+    </w:p>
+    <w:p/>
+    <w:p>
+      <w:pPr>
+        <w:rPr>
+          <w:b/>
+          <w:color w:val="FF0000"/>
+          <w:sz w:val="40"/>
+        </w:rPr>
+      </w:pPr>
+      <w:r>
+        <w:rPr>
+          <w:b/>
+          <w:color w:val="FF0000"/>
+          <w:sz w:val="40"/>
+        </w:rPr>
+        <w:t>For the Router Dependencies</w:t>
+      </w:r>
+    </w:p>
+    <w:p>
+      <w:pPr>
+        <w:rPr>
+          <w:b/>
+        </w:rPr>
+      </w:pPr>
+      <w:proofErr w:type="spellStart"/>
+      <w:proofErr w:type="gramStart"/>
+      <w:r>
+        <w:rPr>
+          <w:b/>
+        </w:rPr>
+        <w:t>npm</w:t>
+      </w:r>
+      <w:proofErr w:type="spellEnd"/>
+      <w:proofErr w:type="gramEnd"/>
+      <w:r>
+        <w:rPr>
+          <w:b/>
+        </w:rPr>
+        <w:t xml:space="preserve"> </w:t>
+      </w:r>
+      <w:proofErr w:type="spellStart"/>
+      <w:r>
+        <w:rPr>
+          <w:b/>
+        </w:rPr>
+        <w:t>i</w:t>
+      </w:r>
+      <w:proofErr w:type="spellEnd"/>
+      <w:r>
+        <w:rPr>
+          <w:b/>
+        </w:rPr>
+        <w:t xml:space="preserve"> </w:t>
+      </w:r>
+      <w:proofErr w:type="spellStart"/>
+      <w:r>
+        <w:rPr>
+          <w:b/>
+        </w:rPr>
+        <w:t>re</w:t>
+      </w:r>
       <w:bookmarkStart w:id="0" w:name="_GoBack"/>
       <w:bookmarkEnd w:id="0"/>
-    </w:p>
-    <w:p>
-      <w:r>
-        <w:t xml:space="preserve">  </w:t>
-      </w:r>
-      <w:proofErr w:type="gramStart"/>
-      <w:r>
-        <w:rPr>
-          <w:rFonts w:ascii="Segoe UI Symbol" w:hAnsi="Segoe UI Symbol" w:cs="Segoe UI Symbol"/>
-        </w:rPr>
-        <w:t>➜</w:t>
-      </w:r>
-      <w:r>
-        <w:t xml:space="preserve">  </w:t>
-      </w:r>
-      <w:r>
-        <w:rPr>
-          <w:b/>
-          <w:color w:val="FF0000"/>
-        </w:rPr>
-        <w:t>Local</w:t>
-      </w:r>
-      <w:proofErr w:type="gramEnd"/>
-      <w:r>
-        <w:rPr>
-          <w:b/>
-          <w:color w:val="FF0000"/>
-        </w:rPr>
-        <w:t xml:space="preserve">:   </w:t>
-      </w:r>
-      <w:r>
-        <w:rPr>
-          <w:b/>
-          <w:color w:val="2E74B5" w:themeColor="accent1" w:themeShade="BF"/>
-        </w:rPr>
-        <w:t>http://localhost:5173/</w:t>
-      </w:r>
-    </w:p>
-    <w:p>
-      <w:r>
-        <w:t xml:space="preserve">  </w:t>
-      </w:r>
-      <w:proofErr w:type="gramStart"/>
-      <w:r>
-        <w:rPr>
-          <w:rFonts w:ascii="Segoe UI Symbol" w:hAnsi="Segoe UI Symbol" w:cs="Segoe UI Symbol"/>
-        </w:rPr>
-        <w:t>➜</w:t>
-      </w:r>
-      <w:r>
-        <w:t xml:space="preserve">  Network</w:t>
-      </w:r>
-      <w:proofErr w:type="gramEnd"/>
-      <w:r>
-        <w:t>: use --host to expose</w:t>
-      </w:r>
-    </w:p>
-    <w:p>
-      <w:r>
-        <w:t xml:space="preserve">  </w:t>
-      </w:r>
-      <w:proofErr w:type="gramStart"/>
-      <w:r>
-        <w:rPr>
-          <w:rFonts w:ascii="Segoe UI Symbol" w:hAnsi="Segoe UI Symbol" w:cs="Segoe UI Symbol"/>
-        </w:rPr>
-        <w:t>➜</w:t>
-      </w:r>
-      <w:r>
-        <w:t xml:space="preserve">  press</w:t>
-      </w:r>
-      <w:proofErr w:type="gramEnd"/>
-      <w:r>
-        <w:t xml:space="preserve"> h + enter to show help</w:t>
+      <w:r>
+        <w:rPr>
+          <w:b/>
+        </w:rPr>
+        <w:t>act-router-dom@latest</w:t>
+      </w:r>
+      <w:proofErr w:type="spellEnd"/>
+      <w:r>
+        <w:rPr>
+          <w:b/>
+        </w:rPr>
+        <w:t xml:space="preserve"> </w:t>
       </w:r>
     </w:p>
     <w:sectPr>
